--- a/CV_NA Trinh.docx
+++ b/CV_NA Trinh.docx
@@ -73,18 +73,20 @@
           <w:szCs w:val="32"/>
           <w:lang w:val="en-GB"/>
         </w:rPr>
-        <w:t xml:space="preserve"> (she/her)</w:t>
+        <w:t xml:space="preserve"> (she/her</w:t>
       </w:r>
-    </w:p>
-    <w:p>
-      <w:pPr>
-        <w:jc w:val="center"/>
-        <w:outlineLvl w:val="0"/>
+      <w:r>
         <w:rPr>
-          <w:rFonts w:ascii="Garamond" w:hAnsi="Garamond"/>
-          <w:lang w:val="en-US"/>
+          <w:rFonts w:ascii="Garamond" w:hAnsi="Garamond" w:cs="Arial"/>
+          <w:b/>
+          <w:bCs/>
+          <w:noProof/>
+          <w:sz w:val="32"/>
+          <w:szCs w:val="32"/>
+          <w:lang w:val="en-GB"/>
         </w:rPr>
-      </w:pPr>
+        <w:t>)</w:t>
+      </w:r>
     </w:p>
     <w:p>
       <w:pPr>
@@ -3071,17 +3073,30 @@
               </w:rPr>
               <w:t xml:space="preserve">: </w:t>
             </w:r>
-            <w:hyperlink r:id="rId17" w:history="1">
-              <w:r>
-                <w:rPr>
-                  <w:rStyle w:val="Hyperlink"/>
-                  <w:rFonts w:ascii="Garamond" w:hAnsi="Garamond"/>
-                  <w:u w:val="none"/>
-                  <w:lang w:val="en-GB"/>
-                </w:rPr>
-                <w:t>10.1016/j.rssm.2022.100746</w:t>
-              </w:r>
-            </w:hyperlink>
+            <w:r>
+              <w:fldChar w:fldCharType="begin"/>
+            </w:r>
+            <w:r>
+              <w:rPr>
+                <w:lang w:val="en-US"/>
+              </w:rPr>
+              <w:instrText>HYPERLINK "https://doi.org/10.1016/j.rssm.2022.100746"</w:instrText>
+            </w:r>
+            <w:r>
+              <w:fldChar w:fldCharType="separate"/>
+            </w:r>
+            <w:r>
+              <w:rPr>
+                <w:rStyle w:val="Hyperlink"/>
+                <w:rFonts w:ascii="Garamond" w:hAnsi="Garamond"/>
+                <w:u w:val="none"/>
+                <w:lang w:val="en-GB"/>
+              </w:rPr>
+              <w:t>10.1016/j.rssm.2022.100746</w:t>
+            </w:r>
+            <w:r>
+              <w:fldChar w:fldCharType="end"/>
+            </w:r>
           </w:p>
         </w:tc>
       </w:tr>
@@ -3186,37 +3201,50 @@
               </w:rPr>
               <w:t xml:space="preserve">: </w:t>
             </w:r>
-            <w:hyperlink r:id="rId18" w:history="1">
-              <w:r>
-                <w:rPr>
-                  <w:rStyle w:val="Hyperlink"/>
-                  <w:rFonts w:ascii="Garamond" w:hAnsi="Garamond"/>
-                  <w:u w:val="none"/>
-                  <w:lang w:val="en-GB"/>
-                </w:rPr>
-                <w:t>10.1093/</w:t>
-              </w:r>
-              <w:proofErr w:type="spellStart"/>
-              <w:r>
-                <w:rPr>
-                  <w:rStyle w:val="Hyperlink"/>
-                  <w:rFonts w:ascii="Garamond" w:hAnsi="Garamond"/>
-                  <w:u w:val="none"/>
-                  <w:lang w:val="en-GB"/>
-                </w:rPr>
-                <w:t>esr</w:t>
-              </w:r>
-              <w:proofErr w:type="spellEnd"/>
-              <w:r>
-                <w:rPr>
-                  <w:rStyle w:val="Hyperlink"/>
-                  <w:rFonts w:ascii="Garamond" w:hAnsi="Garamond"/>
-                  <w:u w:val="none"/>
-                  <w:lang w:val="en-GB"/>
-                </w:rPr>
-                <w:t>/jcab028</w:t>
-              </w:r>
-            </w:hyperlink>
+            <w:r>
+              <w:fldChar w:fldCharType="begin"/>
+            </w:r>
+            <w:r>
+              <w:rPr>
+                <w:lang w:val="en-US"/>
+              </w:rPr>
+              <w:instrText>HYPERLINK "https://doi.org/10.1093/esr/jcab028"</w:instrText>
+            </w:r>
+            <w:r>
+              <w:fldChar w:fldCharType="separate"/>
+            </w:r>
+            <w:r>
+              <w:rPr>
+                <w:rStyle w:val="Hyperlink"/>
+                <w:rFonts w:ascii="Garamond" w:hAnsi="Garamond"/>
+                <w:u w:val="none"/>
+                <w:lang w:val="en-GB"/>
+              </w:rPr>
+              <w:t>10.1093/</w:t>
+            </w:r>
+            <w:proofErr w:type="spellStart"/>
+            <w:r>
+              <w:rPr>
+                <w:rStyle w:val="Hyperlink"/>
+                <w:rFonts w:ascii="Garamond" w:hAnsi="Garamond"/>
+                <w:u w:val="none"/>
+                <w:lang w:val="en-GB"/>
+              </w:rPr>
+              <w:t>esr</w:t>
+            </w:r>
+            <w:proofErr w:type="spellEnd"/>
+            <w:r>
+              <w:rPr>
+                <w:rStyle w:val="Hyperlink"/>
+                <w:rFonts w:ascii="Garamond" w:hAnsi="Garamond"/>
+                <w:u w:val="none"/>
+                <w:lang w:val="en-GB"/>
+              </w:rPr>
+              <w:t>/jcab028</w:t>
+            </w:r>
+            <w:r>
+              <w:fldChar w:fldCharType="end"/>
+            </w:r>
           </w:p>
         </w:tc>
       </w:tr>
@@ -3328,17 +3356,30 @@
               </w:rPr>
               <w:t xml:space="preserve">: </w:t>
             </w:r>
-            <w:hyperlink r:id="rId19" w:history="1">
-              <w:r>
-                <w:rPr>
-                  <w:rStyle w:val="Hyperlink"/>
-                  <w:rFonts w:ascii="Garamond" w:hAnsi="Garamond"/>
-                  <w:u w:val="none"/>
-                  <w:lang w:val="en-GB"/>
-                </w:rPr>
-                <w:t>10.1177/23780231211019890</w:t>
-              </w:r>
-            </w:hyperlink>
+            <w:r>
+              <w:fldChar w:fldCharType="begin"/>
+            </w:r>
+            <w:r>
+              <w:rPr>
+                <w:lang w:val="en-US"/>
+              </w:rPr>
+              <w:instrText>HYPERLINK "https://doi.org/10.1177/23780231211019890"</w:instrText>
+            </w:r>
+            <w:r>
+              <w:fldChar w:fldCharType="separate"/>
+            </w:r>
+            <w:r>
+              <w:rPr>
+                <w:rStyle w:val="Hyperlink"/>
+                <w:rFonts w:ascii="Garamond" w:hAnsi="Garamond"/>
+                <w:u w:val="none"/>
+                <w:lang w:val="en-GB"/>
+              </w:rPr>
+              <w:t>10.1177/23780231211019890</w:t>
+            </w:r>
+            <w:r>
+              <w:fldChar w:fldCharType="end"/>
+            </w:r>
           </w:p>
         </w:tc>
       </w:tr>
@@ -3450,37 +3491,50 @@
               </w:rPr>
               <w:t xml:space="preserve">: </w:t>
             </w:r>
-            <w:hyperlink r:id="rId20" w:history="1">
-              <w:r>
-                <w:rPr>
-                  <w:rStyle w:val="Hyperlink"/>
-                  <w:rFonts w:ascii="Garamond" w:hAnsi="Garamond" w:cs="Times New Roman"/>
-                  <w:u w:val="none"/>
-                  <w:lang w:val="en-GB"/>
-                </w:rPr>
-                <w:t>10.1093/</w:t>
-              </w:r>
-              <w:proofErr w:type="spellStart"/>
-              <w:r>
-                <w:rPr>
-                  <w:rStyle w:val="Hyperlink"/>
-                  <w:rFonts w:ascii="Garamond" w:hAnsi="Garamond" w:cs="Times New Roman"/>
-                  <w:u w:val="none"/>
-                  <w:lang w:val="en-GB"/>
-                </w:rPr>
-                <w:t>esr</w:t>
-              </w:r>
-              <w:proofErr w:type="spellEnd"/>
-              <w:r>
-                <w:rPr>
-                  <w:rStyle w:val="Hyperlink"/>
-                  <w:rFonts w:ascii="Garamond" w:hAnsi="Garamond" w:cs="Times New Roman"/>
-                  <w:u w:val="none"/>
-                  <w:lang w:val="en-GB"/>
-                </w:rPr>
-                <w:t>/jcaa067</w:t>
-              </w:r>
-            </w:hyperlink>
+            <w:r>
+              <w:fldChar w:fldCharType="begin"/>
+            </w:r>
+            <w:r>
+              <w:rPr>
+                <w:lang w:val="en-US"/>
+              </w:rPr>
+              <w:instrText>HYPERLINK "https://doi.org/10.1093/esr/jcaa067"</w:instrText>
+            </w:r>
+            <w:r>
+              <w:fldChar w:fldCharType="separate"/>
+            </w:r>
+            <w:r>
+              <w:rPr>
+                <w:rStyle w:val="Hyperlink"/>
+                <w:rFonts w:ascii="Garamond" w:hAnsi="Garamond" w:cs="Times New Roman"/>
+                <w:u w:val="none"/>
+                <w:lang w:val="en-GB"/>
+              </w:rPr>
+              <w:t>10.1093/</w:t>
+            </w:r>
+            <w:proofErr w:type="spellStart"/>
+            <w:r>
+              <w:rPr>
+                <w:rStyle w:val="Hyperlink"/>
+                <w:rFonts w:ascii="Garamond" w:hAnsi="Garamond" w:cs="Times New Roman"/>
+                <w:u w:val="none"/>
+                <w:lang w:val="en-GB"/>
+              </w:rPr>
+              <w:t>esr</w:t>
+            </w:r>
+            <w:proofErr w:type="spellEnd"/>
+            <w:r>
+              <w:rPr>
+                <w:rStyle w:val="Hyperlink"/>
+                <w:rFonts w:ascii="Garamond" w:hAnsi="Garamond" w:cs="Times New Roman"/>
+                <w:u w:val="none"/>
+                <w:lang w:val="en-GB"/>
+              </w:rPr>
+              <w:t>/jcaa067</w:t>
+            </w:r>
+            <w:r>
+              <w:fldChar w:fldCharType="end"/>
+            </w:r>
           </w:p>
         </w:tc>
       </w:tr>
@@ -3654,7 +3708,7 @@
               </w:rPr>
               <w:t xml:space="preserve">, </w:t>
             </w:r>
-            <w:hyperlink r:id="rId21" w:history="1">
+            <w:hyperlink r:id="rId17" w:history="1">
               <w:r>
                 <w:rPr>
                   <w:rStyle w:val="Hyperlink"/>
@@ -3822,7 +3876,7 @@
               </w:rPr>
               <w:t xml:space="preserve">, </w:t>
             </w:r>
-            <w:hyperlink r:id="rId22" w:history="1">
+            <w:hyperlink r:id="rId18" w:history="1">
               <w:r>
                 <w:rPr>
                   <w:rStyle w:val="Hyperlink"/>
@@ -3997,7 +4051,7 @@
               </w:rPr>
               <w:t xml:space="preserve">, </w:t>
             </w:r>
-            <w:hyperlink r:id="rId23" w:history="1">
+            <w:hyperlink r:id="rId19" w:history="1">
               <w:r>
                 <w:rPr>
                   <w:rStyle w:val="Hyperlink"/>
@@ -7984,7 +8038,7 @@
                 <w:lang w:val="en-US"/>
               </w:rPr>
             </w:pPr>
-            <w:hyperlink r:id="rId24" w:history="1">
+            <w:hyperlink r:id="rId20" w:history="1">
               <w:r>
                 <w:rPr>
                   <w:rStyle w:val="Hyperlink"/>
@@ -8177,7 +8231,7 @@
                 <w:lang w:val="en-GB"/>
               </w:rPr>
             </w:pPr>
-            <w:hyperlink r:id="rId25" w:history="1">
+            <w:hyperlink r:id="rId21" w:history="1">
               <w:r>
                 <w:rPr>
                   <w:rStyle w:val="Hyperlink"/>
@@ -8261,7 +8315,7 @@
                 <w:lang w:val="en-GB"/>
               </w:rPr>
             </w:pPr>
-            <w:hyperlink r:id="rId26" w:history="1">
+            <w:hyperlink r:id="rId22" w:history="1">
               <w:r>
                 <w:rPr>
                   <w:rStyle w:val="Hyperlink"/>
@@ -8908,8 +8962,8 @@
       </w:pPr>
     </w:p>
     <w:sectPr>
-      <w:footerReference w:type="even" r:id="rId27"/>
-      <w:footerReference w:type="default" r:id="rId28"/>
+      <w:footerReference w:type="even" r:id="rId23"/>
+      <w:footerReference w:type="default" r:id="rId24"/>
       <w:type w:val="continuous"/>
       <w:pgSz w:w="11900" w:h="16840"/>
       <w:pgMar w:top="851" w:right="1418" w:bottom="851" w:left="1418" w:header="709" w:footer="709" w:gutter="0"/>

--- a/CV_NA Trinh.docx
+++ b/CV_NA Trinh.docx
@@ -4,7 +4,7 @@
   <w:body>
     <w:p>
       <w:pPr>
-        <w:spacing w:after="60"/>
+        <w:spacing w:after="240"/>
         <w:ind w:right="-6"/>
         <w:jc w:val="center"/>
         <w:outlineLvl w:val="0"/>
@@ -216,7 +216,7 @@
           <w:rFonts w:ascii="Garamond" w:hAnsi="Garamond"/>
           <w:lang w:val="en-GB"/>
         </w:rPr>
-        <w:t>March</w:t>
+        <w:t>May</w:t>
       </w:r>
       <w:r>
         <w:rPr>
@@ -3073,30 +3073,17 @@
               </w:rPr>
               <w:t xml:space="preserve">: </w:t>
             </w:r>
-            <w:r>
-              <w:fldChar w:fldCharType="begin"/>
-            </w:r>
-            <w:r>
-              <w:rPr>
-                <w:lang w:val="en-US"/>
-              </w:rPr>
-              <w:instrText>HYPERLINK "https://doi.org/10.1016/j.rssm.2022.100746"</w:instrText>
-            </w:r>
-            <w:r>
-              <w:fldChar w:fldCharType="separate"/>
-            </w:r>
-            <w:r>
-              <w:rPr>
-                <w:rStyle w:val="Hyperlink"/>
-                <w:rFonts w:ascii="Garamond" w:hAnsi="Garamond"/>
-                <w:u w:val="none"/>
-                <w:lang w:val="en-GB"/>
-              </w:rPr>
-              <w:t>10.1016/j.rssm.2022.100746</w:t>
-            </w:r>
-            <w:r>
-              <w:fldChar w:fldCharType="end"/>
-            </w:r>
+            <w:hyperlink r:id="rId17" w:history="1">
+              <w:r>
+                <w:rPr>
+                  <w:rStyle w:val="Hyperlink"/>
+                  <w:rFonts w:ascii="Garamond" w:hAnsi="Garamond"/>
+                  <w:u w:val="none"/>
+                  <w:lang w:val="en-GB"/>
+                </w:rPr>
+                <w:t>10.1016/j.rssm.2022.100746</w:t>
+              </w:r>
+            </w:hyperlink>
           </w:p>
         </w:tc>
       </w:tr>
@@ -3201,50 +3188,37 @@
               </w:rPr>
               <w:t xml:space="preserve">: </w:t>
             </w:r>
-            <w:r>
-              <w:fldChar w:fldCharType="begin"/>
-            </w:r>
-            <w:r>
-              <w:rPr>
-                <w:lang w:val="en-US"/>
-              </w:rPr>
-              <w:instrText>HYPERLINK "https://doi.org/10.1093/esr/jcab028"</w:instrText>
-            </w:r>
-            <w:r>
-              <w:fldChar w:fldCharType="separate"/>
-            </w:r>
-            <w:r>
-              <w:rPr>
-                <w:rStyle w:val="Hyperlink"/>
-                <w:rFonts w:ascii="Garamond" w:hAnsi="Garamond"/>
-                <w:u w:val="none"/>
-                <w:lang w:val="en-GB"/>
-              </w:rPr>
-              <w:t>10.1093/</w:t>
-            </w:r>
-            <w:proofErr w:type="spellStart"/>
-            <w:r>
-              <w:rPr>
-                <w:rStyle w:val="Hyperlink"/>
-                <w:rFonts w:ascii="Garamond" w:hAnsi="Garamond"/>
-                <w:u w:val="none"/>
-                <w:lang w:val="en-GB"/>
-              </w:rPr>
-              <w:t>esr</w:t>
-            </w:r>
-            <w:proofErr w:type="spellEnd"/>
-            <w:r>
-              <w:rPr>
-                <w:rStyle w:val="Hyperlink"/>
-                <w:rFonts w:ascii="Garamond" w:hAnsi="Garamond"/>
-                <w:u w:val="none"/>
-                <w:lang w:val="en-GB"/>
-              </w:rPr>
-              <w:t>/jcab028</w:t>
-            </w:r>
-            <w:r>
-              <w:fldChar w:fldCharType="end"/>
-            </w:r>
+            <w:hyperlink r:id="rId18" w:history="1">
+              <w:r>
+                <w:rPr>
+                  <w:rStyle w:val="Hyperlink"/>
+                  <w:rFonts w:ascii="Garamond" w:hAnsi="Garamond"/>
+                  <w:u w:val="none"/>
+                  <w:lang w:val="en-GB"/>
+                </w:rPr>
+                <w:t>10.1093/</w:t>
+              </w:r>
+              <w:proofErr w:type="spellStart"/>
+              <w:r>
+                <w:rPr>
+                  <w:rStyle w:val="Hyperlink"/>
+                  <w:rFonts w:ascii="Garamond" w:hAnsi="Garamond"/>
+                  <w:u w:val="none"/>
+                  <w:lang w:val="en-GB"/>
+                </w:rPr>
+                <w:t>esr</w:t>
+              </w:r>
+              <w:proofErr w:type="spellEnd"/>
+              <w:r>
+                <w:rPr>
+                  <w:rStyle w:val="Hyperlink"/>
+                  <w:rFonts w:ascii="Garamond" w:hAnsi="Garamond"/>
+                  <w:u w:val="none"/>
+                  <w:lang w:val="en-GB"/>
+                </w:rPr>
+                <w:t>/jcab028</w:t>
+              </w:r>
+            </w:hyperlink>
           </w:p>
         </w:tc>
       </w:tr>
@@ -3356,30 +3330,17 @@
               </w:rPr>
               <w:t xml:space="preserve">: </w:t>
             </w:r>
-            <w:r>
-              <w:fldChar w:fldCharType="begin"/>
-            </w:r>
-            <w:r>
-              <w:rPr>
-                <w:lang w:val="en-US"/>
-              </w:rPr>
-              <w:instrText>HYPERLINK "https://doi.org/10.1177/23780231211019890"</w:instrText>
-            </w:r>
-            <w:r>
-              <w:fldChar w:fldCharType="separate"/>
-            </w:r>
-            <w:r>
-              <w:rPr>
-                <w:rStyle w:val="Hyperlink"/>
-                <w:rFonts w:ascii="Garamond" w:hAnsi="Garamond"/>
-                <w:u w:val="none"/>
-                <w:lang w:val="en-GB"/>
-              </w:rPr>
-              <w:t>10.1177/23780231211019890</w:t>
-            </w:r>
-            <w:r>
-              <w:fldChar w:fldCharType="end"/>
-            </w:r>
+            <w:hyperlink r:id="rId19" w:history="1">
+              <w:r>
+                <w:rPr>
+                  <w:rStyle w:val="Hyperlink"/>
+                  <w:rFonts w:ascii="Garamond" w:hAnsi="Garamond"/>
+                  <w:u w:val="none"/>
+                  <w:lang w:val="en-GB"/>
+                </w:rPr>
+                <w:t>10.1177/23780231211019890</w:t>
+              </w:r>
+            </w:hyperlink>
           </w:p>
         </w:tc>
       </w:tr>
@@ -3491,50 +3452,37 @@
               </w:rPr>
               <w:t xml:space="preserve">: </w:t>
             </w:r>
-            <w:r>
-              <w:fldChar w:fldCharType="begin"/>
-            </w:r>
-            <w:r>
-              <w:rPr>
-                <w:lang w:val="en-US"/>
-              </w:rPr>
-              <w:instrText>HYPERLINK "https://doi.org/10.1093/esr/jcaa067"</w:instrText>
-            </w:r>
-            <w:r>
-              <w:fldChar w:fldCharType="separate"/>
-            </w:r>
-            <w:r>
-              <w:rPr>
-                <w:rStyle w:val="Hyperlink"/>
-                <w:rFonts w:ascii="Garamond" w:hAnsi="Garamond" w:cs="Times New Roman"/>
-                <w:u w:val="none"/>
-                <w:lang w:val="en-GB"/>
-              </w:rPr>
-              <w:t>10.1093/</w:t>
-            </w:r>
-            <w:proofErr w:type="spellStart"/>
-            <w:r>
-              <w:rPr>
-                <w:rStyle w:val="Hyperlink"/>
-                <w:rFonts w:ascii="Garamond" w:hAnsi="Garamond" w:cs="Times New Roman"/>
-                <w:u w:val="none"/>
-                <w:lang w:val="en-GB"/>
-              </w:rPr>
-              <w:t>esr</w:t>
-            </w:r>
-            <w:proofErr w:type="spellEnd"/>
-            <w:r>
-              <w:rPr>
-                <w:rStyle w:val="Hyperlink"/>
-                <w:rFonts w:ascii="Garamond" w:hAnsi="Garamond" w:cs="Times New Roman"/>
-                <w:u w:val="none"/>
-                <w:lang w:val="en-GB"/>
-              </w:rPr>
-              <w:t>/jcaa067</w:t>
-            </w:r>
-            <w:r>
-              <w:fldChar w:fldCharType="end"/>
-            </w:r>
+            <w:hyperlink r:id="rId20" w:history="1">
+              <w:r>
+                <w:rPr>
+                  <w:rStyle w:val="Hyperlink"/>
+                  <w:rFonts w:ascii="Garamond" w:hAnsi="Garamond" w:cs="Times New Roman"/>
+                  <w:u w:val="none"/>
+                  <w:lang w:val="en-GB"/>
+                </w:rPr>
+                <w:t>10.1093/</w:t>
+              </w:r>
+              <w:proofErr w:type="spellStart"/>
+              <w:r>
+                <w:rPr>
+                  <w:rStyle w:val="Hyperlink"/>
+                  <w:rFonts w:ascii="Garamond" w:hAnsi="Garamond" w:cs="Times New Roman"/>
+                  <w:u w:val="none"/>
+                  <w:lang w:val="en-GB"/>
+                </w:rPr>
+                <w:t>esr</w:t>
+              </w:r>
+              <w:proofErr w:type="spellEnd"/>
+              <w:r>
+                <w:rPr>
+                  <w:rStyle w:val="Hyperlink"/>
+                  <w:rFonts w:ascii="Garamond" w:hAnsi="Garamond" w:cs="Times New Roman"/>
+                  <w:u w:val="none"/>
+                  <w:lang w:val="en-GB"/>
+                </w:rPr>
+                <w:t>/jcaa067</w:t>
+              </w:r>
+            </w:hyperlink>
           </w:p>
         </w:tc>
       </w:tr>
@@ -3708,7 +3656,7 @@
               </w:rPr>
               <w:t xml:space="preserve">, </w:t>
             </w:r>
-            <w:hyperlink r:id="rId17" w:history="1">
+            <w:hyperlink r:id="rId21" w:history="1">
               <w:r>
                 <w:rPr>
                   <w:rStyle w:val="Hyperlink"/>
@@ -3876,7 +3824,7 @@
               </w:rPr>
               <w:t xml:space="preserve">, </w:t>
             </w:r>
-            <w:hyperlink r:id="rId18" w:history="1">
+            <w:hyperlink r:id="rId22" w:history="1">
               <w:r>
                 <w:rPr>
                   <w:rStyle w:val="Hyperlink"/>
@@ -4051,7 +3999,7 @@
               </w:rPr>
               <w:t xml:space="preserve">, </w:t>
             </w:r>
-            <w:hyperlink r:id="rId19" w:history="1">
+            <w:hyperlink r:id="rId23" w:history="1">
               <w:r>
                 <w:rPr>
                   <w:rStyle w:val="Hyperlink"/>
@@ -5402,6 +5350,25 @@
               <w:snapToGrid w:val="0"/>
               <w:rPr>
                 <w:rFonts w:ascii="Garamond" w:hAnsi="Garamond" w:cs="Arial"/>
+                <w:noProof/>
+                <w:lang w:val="en-GB"/>
+              </w:rPr>
+            </w:pPr>
+            <w:r>
+              <w:rPr>
+                <w:rFonts w:ascii="Garamond" w:hAnsi="Garamond" w:cs="Arial"/>
+                <w:noProof/>
+                <w:lang w:val="en-GB"/>
+              </w:rPr>
+              <w:t xml:space="preserve">VW-Foundation Symposium on Perspectives on Wealth 2026, Hannover </w:t>
+            </w:r>
+          </w:p>
+          <w:p>
+            <w:pPr>
+              <w:pStyle w:val="TableContents"/>
+              <w:snapToGrid w:val="0"/>
+              <w:rPr>
+                <w:rFonts w:ascii="Garamond" w:hAnsi="Garamond" w:cs="Arial"/>
                 <w:i/>
                 <w:iCs/>
                 <w:noProof/>
@@ -5411,31 +5378,6 @@
             <w:r>
               <w:rPr>
                 <w:rFonts w:ascii="Garamond" w:hAnsi="Garamond" w:cs="Arial"/>
-                <w:i/>
-                <w:iCs/>
-                <w:noProof/>
-                <w:lang w:val="en-GB"/>
-              </w:rPr>
-              <w:t xml:space="preserve">VW-Foundation Symposium on Perspectives on Wealth 2026, Hannover </w:t>
-            </w:r>
-          </w:p>
-          <w:p>
-            <w:pPr>
-              <w:pStyle w:val="TableContents"/>
-              <w:snapToGrid w:val="0"/>
-              <w:rPr>
-                <w:rFonts w:ascii="Garamond" w:hAnsi="Garamond" w:cs="Arial"/>
-                <w:i/>
-                <w:iCs/>
-                <w:noProof/>
-                <w:lang w:val="en-GB"/>
-              </w:rPr>
-            </w:pPr>
-            <w:r>
-              <w:rPr>
-                <w:rFonts w:ascii="Garamond" w:hAnsi="Garamond" w:cs="Arial"/>
-                <w:i/>
-                <w:iCs/>
                 <w:noProof/>
                 <w:lang w:val="en-GB"/>
               </w:rPr>
@@ -7590,6 +7532,76 @@
                 <w:lang w:val="en-GB"/>
               </w:rPr>
             </w:pPr>
+          </w:p>
+        </w:tc>
+      </w:tr>
+      <w:tr>
+        <w:trPr>
+          <w:trHeight w:val="73"/>
+        </w:trPr>
+        <w:tc>
+          <w:tcPr>
+            <w:tcW w:w="7088" w:type="dxa"/>
+          </w:tcPr>
+          <w:p>
+            <w:pPr>
+              <w:ind w:left="347"/>
+              <w:outlineLvl w:val="0"/>
+              <w:rPr>
+                <w:rFonts w:ascii="Garamond" w:hAnsi="Garamond" w:cs="Arial"/>
+                <w:noProof/>
+                <w:lang w:val="en-GB"/>
+              </w:rPr>
+            </w:pPr>
+            <w:r>
+              <w:rPr>
+                <w:rFonts w:ascii="Garamond" w:hAnsi="Garamond" w:cs="Arial"/>
+                <w:noProof/>
+                <w:lang w:val="en-GB"/>
+              </w:rPr>
+              <w:t>Member of WZB Board of Trustees</w:t>
+            </w:r>
+          </w:p>
+        </w:tc>
+        <w:tc>
+          <w:tcPr>
+            <w:tcW w:w="2004" w:type="dxa"/>
+          </w:tcPr>
+          <w:p>
+            <w:pPr>
+              <w:ind w:left="38"/>
+              <w:jc w:val="right"/>
+              <w:outlineLvl w:val="0"/>
+              <w:rPr>
+                <w:rFonts w:ascii="Garamond" w:hAnsi="Garamond" w:cs="Arial"/>
+                <w:noProof/>
+                <w:lang w:val="en-GB"/>
+              </w:rPr>
+            </w:pPr>
+            <w:r>
+              <w:rPr>
+                <w:rFonts w:ascii="Garamond" w:hAnsi="Garamond" w:cs="Arial"/>
+                <w:noProof/>
+                <w:lang w:val="en-GB"/>
+              </w:rPr>
+              <w:t>202</w:t>
+            </w:r>
+            <w:r>
+              <w:rPr>
+                <w:rFonts w:ascii="Garamond" w:hAnsi="Garamond" w:cs="Arial"/>
+                <w:noProof/>
+                <w:lang w:val="en-GB"/>
+              </w:rPr>
+              <w:t>6</w:t>
+            </w:r>
+            <w:r>
+              <w:rPr>
+                <w:rFonts w:ascii="Garamond" w:hAnsi="Garamond" w:cs="Arial"/>
+                <w:noProof/>
+                <w:lang w:val="en-GB"/>
+              </w:rPr>
+              <w:t>–</w:t>
+            </w:r>
           </w:p>
         </w:tc>
       </w:tr>
@@ -7988,12 +8000,28 @@
                 <w:lang w:val="en-GB"/>
               </w:rPr>
             </w:pPr>
-            <w:r>
-              <w:rPr>
-                <w:rFonts w:ascii="Garamond" w:hAnsi="Garamond" w:cs="Arial"/>
-                <w:noProof/>
-                <w:lang w:val="en-GB"/>
-              </w:rPr>
+          </w:p>
+          <w:p>
+            <w:pPr>
+              <w:widowControl/>
+              <w:suppressAutoHyphens w:val="0"/>
+              <w:autoSpaceDN/>
+              <w:spacing w:before="120"/>
+              <w:ind w:left="40"/>
+              <w:textAlignment w:val="auto"/>
+              <w:rPr>
+                <w:rFonts w:ascii="Garamond" w:hAnsi="Garamond" w:cs="Arial"/>
+                <w:noProof/>
+                <w:lang w:val="en-GB"/>
+              </w:rPr>
+            </w:pPr>
+            <w:r>
+              <w:rPr>
+                <w:rFonts w:ascii="Garamond" w:hAnsi="Garamond" w:cs="Arial"/>
+                <w:noProof/>
+                <w:lang w:val="en-GB"/>
+              </w:rPr>
+              <w:lastRenderedPageBreak/>
               <w:t>Academic outreach</w:t>
             </w:r>
           </w:p>
@@ -8033,48 +8061,44 @@
               <w:snapToGrid w:val="0"/>
               <w:ind w:left="426"/>
               <w:rPr>
-                <w:rFonts w:ascii="Garamond" w:hAnsi="Garamond" w:cs="Arial"/>
-                <w:noProof/>
-                <w:lang w:val="en-US"/>
-              </w:rPr>
-            </w:pPr>
-            <w:hyperlink r:id="rId20" w:history="1">
+                <w:rFonts w:ascii="Garamond" w:hAnsi="Garamond"/>
+              </w:rPr>
+            </w:pPr>
+            <w:hyperlink r:id="rId24" w:history="1">
               <w:r>
                 <w:rPr>
                   <w:rStyle w:val="Hyperlink"/>
-                  <w:rFonts w:ascii="Garamond" w:hAnsi="Garamond" w:cs="Arial"/>
-                  <w:noProof/>
+                  <w:rFonts w:ascii="Garamond" w:hAnsi="Garamond"/>
                   <w:u w:val="none"/>
-                  <w:lang w:val="en-US"/>
                 </w:rPr>
-                <w:t>Blog a</w:t>
-              </w:r>
-              <w:r>
-                <w:rPr>
-                  <w:rStyle w:val="Hyperlink"/>
-                  <w:rFonts w:ascii="Garamond" w:hAnsi="Garamond" w:cs="Arial"/>
-                  <w:noProof/>
-                  <w:u w:val="none"/>
-                  <w:lang w:val="en-US"/>
-                </w:rPr>
-                <w:t>uthor</w:t>
+                <w:t>Interview</w:t>
               </w:r>
             </w:hyperlink>
             <w:r>
               <w:rPr>
-                <w:rFonts w:ascii="Garamond" w:hAnsi="Garamond" w:cs="Arial"/>
-                <w:noProof/>
-                <w:lang w:val="en-US"/>
-              </w:rPr>
-              <w:t xml:space="preserve"> for </w:t>
-            </w:r>
-            <w:r>
-              <w:rPr>
-                <w:rFonts w:ascii="Garamond" w:hAnsi="Garamond" w:cs="Arial"/>
-                <w:noProof/>
-                <w:lang w:val="en-US"/>
-              </w:rPr>
-              <w:t>Research Institute Social Cohesion</w:t>
+                <w:rFonts w:ascii="Garamond" w:hAnsi="Garamond"/>
+              </w:rPr>
+              <w:t xml:space="preserve"> on Deutschlandfunk Kultur</w:t>
+            </w:r>
+            <w:r>
+              <w:rPr>
+                <w:rFonts w:ascii="Garamond" w:hAnsi="Garamond"/>
+              </w:rPr>
+              <w:t xml:space="preserve"> (national </w:t>
+            </w:r>
+            <w:proofErr w:type="spellStart"/>
+            <w:r>
+              <w:rPr>
+                <w:rFonts w:ascii="Garamond" w:hAnsi="Garamond"/>
+              </w:rPr>
+              <w:t>radio</w:t>
+            </w:r>
+            <w:proofErr w:type="spellEnd"/>
+            <w:r>
+              <w:rPr>
+                <w:rFonts w:ascii="Garamond" w:hAnsi="Garamond"/>
+              </w:rPr>
+              <w:t>)</w:t>
             </w:r>
           </w:p>
         </w:tc>
@@ -8098,7 +8122,7 @@
                 <w:rFonts w:ascii="Garamond" w:hAnsi="Garamond" w:cs="Arial"/>
                 <w:noProof/>
               </w:rPr>
-              <w:t>2025</w:t>
+              <w:t>2026</w:t>
             </w:r>
           </w:p>
         </w:tc>
@@ -8117,71 +8141,34 @@
               <w:snapToGrid w:val="0"/>
               <w:ind w:left="426"/>
               <w:rPr>
-                <w:rFonts w:ascii="Garamond" w:hAnsi="Garamond" w:cs="Arial"/>
-                <w:noProof/>
-                <w:lang w:val="en-GB"/>
-              </w:rPr>
-            </w:pPr>
-            <w:r>
-              <w:rPr>
-                <w:rFonts w:ascii="Garamond" w:hAnsi="Garamond" w:cs="Arial"/>
-                <w:noProof/>
-                <w:lang w:val="en-GB"/>
-              </w:rPr>
-              <w:lastRenderedPageBreak/>
-              <w:t>Seminar chair</w:t>
-            </w:r>
-            <w:r>
-              <w:rPr>
-                <w:rFonts w:ascii="Garamond" w:hAnsi="Garamond" w:cs="Arial"/>
-                <w:noProof/>
-                <w:lang w:val="en-GB"/>
-              </w:rPr>
-              <w:t xml:space="preserve"> for</w:t>
-            </w:r>
-            <w:r>
-              <w:rPr>
-                <w:rFonts w:ascii="Garamond" w:hAnsi="Garamond" w:cs="Arial"/>
-                <w:noProof/>
-                <w:lang w:val="en-GB"/>
-              </w:rPr>
-              <w:t xml:space="preserve"> ‘I</w:t>
-            </w:r>
-            <w:r>
-              <w:rPr>
-                <w:rFonts w:ascii="Garamond" w:hAnsi="Garamond" w:cs="Arial"/>
-                <w:noProof/>
-                <w:lang w:val="en-GB"/>
-              </w:rPr>
-              <w:t>ncome and Wealth I</w:t>
-            </w:r>
-            <w:r>
-              <w:rPr>
-                <w:rFonts w:ascii="Garamond" w:hAnsi="Garamond" w:cs="Arial"/>
-                <w:noProof/>
-                <w:lang w:val="en-GB"/>
-              </w:rPr>
-              <w:t xml:space="preserve">nequality in Europe’, </w:t>
-            </w:r>
-          </w:p>
-          <w:p>
-            <w:pPr>
-              <w:pStyle w:val="TableContents"/>
-              <w:snapToGrid w:val="0"/>
-              <w:ind w:left="426"/>
-              <w:rPr>
-                <w:rFonts w:ascii="Garamond" w:hAnsi="Garamond" w:cs="Arial"/>
-                <w:noProof/>
-                <w:lang w:val="en-GB"/>
-              </w:rPr>
-            </w:pPr>
-            <w:r>
-              <w:rPr>
-                <w:rFonts w:ascii="Garamond" w:hAnsi="Garamond" w:cs="Arial"/>
-                <w:noProof/>
-                <w:lang w:val="en-GB"/>
-              </w:rPr>
-              <w:t>European Forum Alpbach</w:t>
+                <w:rFonts w:ascii="Garamond" w:hAnsi="Garamond"/>
+                <w:lang w:val="en-US"/>
+              </w:rPr>
+            </w:pPr>
+            <w:hyperlink r:id="rId25" w:history="1">
+              <w:r>
+                <w:rPr>
+                  <w:rStyle w:val="Hyperlink"/>
+                  <w:rFonts w:ascii="Garamond" w:hAnsi="Garamond"/>
+                  <w:u w:val="none"/>
+                  <w:lang w:val="en-US"/>
+                </w:rPr>
+                <w:t>Expert</w:t>
+              </w:r>
+            </w:hyperlink>
+            <w:r>
+              <w:rPr>
+                <w:rFonts w:ascii="Garamond" w:hAnsi="Garamond"/>
+                <w:lang w:val="en-US"/>
+              </w:rPr>
+              <w:t xml:space="preserve"> for WISO documentary on ZDF</w:t>
+            </w:r>
+            <w:r>
+              <w:rPr>
+                <w:rFonts w:ascii="Garamond" w:hAnsi="Garamond"/>
+                <w:lang w:val="en-US"/>
+              </w:rPr>
+              <w:t xml:space="preserve"> (national TV)</w:t>
             </w:r>
           </w:p>
         </w:tc>
@@ -8198,16 +8185,16 @@
               <w:rPr>
                 <w:rFonts w:ascii="Garamond" w:hAnsi="Garamond" w:cs="Arial"/>
                 <w:noProof/>
-                <w:lang w:val="en-GB"/>
-              </w:rPr>
-            </w:pPr>
-            <w:r>
-              <w:rPr>
-                <w:rFonts w:ascii="Garamond" w:hAnsi="Garamond" w:cs="Arial"/>
-                <w:noProof/>
-                <w:lang w:val="en-GB"/>
-              </w:rPr>
-              <w:t>2025</w:t>
+                <w:lang w:val="en-US"/>
+              </w:rPr>
+            </w:pPr>
+            <w:r>
+              <w:rPr>
+                <w:rFonts w:ascii="Garamond" w:hAnsi="Garamond" w:cs="Arial"/>
+                <w:noProof/>
+                <w:lang w:val="en-US"/>
+              </w:rPr>
+              <w:t>2026</w:t>
             </w:r>
           </w:p>
         </w:tc>
@@ -8228,10 +8215,222 @@
               <w:rPr>
                 <w:rFonts w:ascii="Garamond" w:hAnsi="Garamond" w:cs="Arial"/>
                 <w:noProof/>
-                <w:lang w:val="en-GB"/>
-              </w:rPr>
-            </w:pPr>
-            <w:hyperlink r:id="rId21" w:history="1">
+                <w:lang w:val="en-US"/>
+              </w:rPr>
+            </w:pPr>
+            <w:r>
+              <w:fldChar w:fldCharType="begin"/>
+            </w:r>
+            <w:r>
+              <w:rPr>
+                <w:lang w:val="en-US"/>
+              </w:rPr>
+              <w:instrText>HYPERLINK "https://fgzrisc.hypotheses.org/"</w:instrText>
+            </w:r>
+            <w:r>
+              <w:fldChar w:fldCharType="separate"/>
+            </w:r>
+            <w:r>
+              <w:rPr>
+                <w:rStyle w:val="Hyperlink"/>
+                <w:rFonts w:ascii="Garamond" w:hAnsi="Garamond" w:cs="Arial"/>
+                <w:noProof/>
+                <w:u w:val="none"/>
+                <w:lang w:val="en-US"/>
+              </w:rPr>
+              <w:t>Blog a</w:t>
+            </w:r>
+            <w:r>
+              <w:rPr>
+                <w:rStyle w:val="Hyperlink"/>
+                <w:rFonts w:ascii="Garamond" w:hAnsi="Garamond" w:cs="Arial"/>
+                <w:noProof/>
+                <w:u w:val="none"/>
+                <w:lang w:val="en-US"/>
+              </w:rPr>
+              <w:t>uthor</w:t>
+            </w:r>
+            <w:r>
+              <w:fldChar w:fldCharType="end"/>
+            </w:r>
+            <w:r>
+              <w:rPr>
+                <w:rFonts w:ascii="Garamond" w:hAnsi="Garamond" w:cs="Arial"/>
+                <w:noProof/>
+                <w:lang w:val="en-US"/>
+              </w:rPr>
+              <w:t xml:space="preserve"> for </w:t>
+            </w:r>
+            <w:r>
+              <w:rPr>
+                <w:rFonts w:ascii="Garamond" w:hAnsi="Garamond" w:cs="Arial"/>
+                <w:noProof/>
+                <w:lang w:val="en-US"/>
+              </w:rPr>
+              <w:t>Research Institute Social Cohesion</w:t>
+            </w:r>
+          </w:p>
+        </w:tc>
+        <w:tc>
+          <w:tcPr>
+            <w:tcW w:w="2004" w:type="dxa"/>
+          </w:tcPr>
+          <w:p>
+            <w:pPr>
+              <w:pStyle w:val="TableContents"/>
+              <w:snapToGrid w:val="0"/>
+              <w:ind w:left="426"/>
+              <w:jc w:val="right"/>
+              <w:rPr>
+                <w:rFonts w:ascii="Garamond" w:hAnsi="Garamond" w:cs="Arial"/>
+                <w:noProof/>
+              </w:rPr>
+            </w:pPr>
+            <w:r>
+              <w:rPr>
+                <w:rFonts w:ascii="Garamond" w:hAnsi="Garamond" w:cs="Arial"/>
+                <w:noProof/>
+              </w:rPr>
+              <w:t>202</w:t>
+            </w:r>
+            <w:r>
+              <w:rPr>
+                <w:rFonts w:ascii="Garamond" w:hAnsi="Garamond" w:cs="Arial"/>
+                <w:noProof/>
+              </w:rPr>
+              <w:t>6</w:t>
+            </w:r>
+          </w:p>
+        </w:tc>
+      </w:tr>
+      <w:tr>
+        <w:trPr>
+          <w:trHeight w:val="73"/>
+        </w:trPr>
+        <w:tc>
+          <w:tcPr>
+            <w:tcW w:w="7088" w:type="dxa"/>
+          </w:tcPr>
+          <w:p>
+            <w:pPr>
+              <w:pStyle w:val="TableContents"/>
+              <w:snapToGrid w:val="0"/>
+              <w:ind w:left="426"/>
+              <w:rPr>
+                <w:rFonts w:ascii="Garamond" w:hAnsi="Garamond" w:cs="Arial"/>
+                <w:noProof/>
+                <w:lang w:val="en-GB"/>
+              </w:rPr>
+            </w:pPr>
+            <w:r>
+              <w:rPr>
+                <w:rFonts w:ascii="Garamond" w:hAnsi="Garamond" w:cs="Arial"/>
+                <w:noProof/>
+                <w:lang w:val="en-GB"/>
+              </w:rPr>
+              <w:t>Seminar chair</w:t>
+            </w:r>
+            <w:r>
+              <w:rPr>
+                <w:rFonts w:ascii="Garamond" w:hAnsi="Garamond" w:cs="Arial"/>
+                <w:noProof/>
+                <w:lang w:val="en-GB"/>
+              </w:rPr>
+              <w:t xml:space="preserve"> for</w:t>
+            </w:r>
+            <w:r>
+              <w:rPr>
+                <w:rFonts w:ascii="Garamond" w:hAnsi="Garamond" w:cs="Arial"/>
+                <w:noProof/>
+                <w:lang w:val="en-GB"/>
+              </w:rPr>
+              <w:t xml:space="preserve"> ‘I</w:t>
+            </w:r>
+            <w:r>
+              <w:rPr>
+                <w:rFonts w:ascii="Garamond" w:hAnsi="Garamond" w:cs="Arial"/>
+                <w:noProof/>
+                <w:lang w:val="en-GB"/>
+              </w:rPr>
+              <w:t>ncome and Wealth I</w:t>
+            </w:r>
+            <w:r>
+              <w:rPr>
+                <w:rFonts w:ascii="Garamond" w:hAnsi="Garamond" w:cs="Arial"/>
+                <w:noProof/>
+                <w:lang w:val="en-GB"/>
+              </w:rPr>
+              <w:t xml:space="preserve">nequality in Europe’, </w:t>
+            </w:r>
+          </w:p>
+          <w:p>
+            <w:pPr>
+              <w:pStyle w:val="TableContents"/>
+              <w:snapToGrid w:val="0"/>
+              <w:ind w:left="426"/>
+              <w:rPr>
+                <w:rFonts w:ascii="Garamond" w:hAnsi="Garamond" w:cs="Arial"/>
+                <w:noProof/>
+                <w:lang w:val="en-GB"/>
+              </w:rPr>
+            </w:pPr>
+            <w:r>
+              <w:rPr>
+                <w:rFonts w:ascii="Garamond" w:hAnsi="Garamond" w:cs="Arial"/>
+                <w:noProof/>
+                <w:lang w:val="en-GB"/>
+              </w:rPr>
+              <w:t>European Forum Alpbach</w:t>
+            </w:r>
+          </w:p>
+        </w:tc>
+        <w:tc>
+          <w:tcPr>
+            <w:tcW w:w="2004" w:type="dxa"/>
+          </w:tcPr>
+          <w:p>
+            <w:pPr>
+              <w:pStyle w:val="TableContents"/>
+              <w:snapToGrid w:val="0"/>
+              <w:ind w:left="426"/>
+              <w:jc w:val="right"/>
+              <w:rPr>
+                <w:rFonts w:ascii="Garamond" w:hAnsi="Garamond" w:cs="Arial"/>
+                <w:noProof/>
+                <w:lang w:val="en-GB"/>
+              </w:rPr>
+            </w:pPr>
+            <w:r>
+              <w:rPr>
+                <w:rFonts w:ascii="Garamond" w:hAnsi="Garamond" w:cs="Arial"/>
+                <w:noProof/>
+                <w:lang w:val="en-GB"/>
+              </w:rPr>
+              <w:t>2025</w:t>
+            </w:r>
+          </w:p>
+        </w:tc>
+      </w:tr>
+      <w:tr>
+        <w:trPr>
+          <w:trHeight w:val="73"/>
+        </w:trPr>
+        <w:tc>
+          <w:tcPr>
+            <w:tcW w:w="7088" w:type="dxa"/>
+          </w:tcPr>
+          <w:p>
+            <w:pPr>
+              <w:pStyle w:val="TableContents"/>
+              <w:snapToGrid w:val="0"/>
+              <w:ind w:left="426"/>
+              <w:rPr>
+                <w:rFonts w:ascii="Garamond" w:hAnsi="Garamond" w:cs="Arial"/>
+                <w:noProof/>
+                <w:lang w:val="en-GB"/>
+              </w:rPr>
+            </w:pPr>
+            <w:hyperlink r:id="rId26" w:history="1">
               <w:r>
                 <w:rPr>
                   <w:rStyle w:val="Hyperlink"/>
@@ -8315,7 +8514,7 @@
                 <w:lang w:val="en-GB"/>
               </w:rPr>
             </w:pPr>
-            <w:hyperlink r:id="rId22" w:history="1">
+            <w:hyperlink r:id="rId27" w:history="1">
               <w:r>
                 <w:rPr>
                   <w:rStyle w:val="Hyperlink"/>
@@ -8962,8 +9161,8 @@
       </w:pPr>
     </w:p>
     <w:sectPr>
-      <w:footerReference w:type="even" r:id="rId23"/>
-      <w:footerReference w:type="default" r:id="rId24"/>
+      <w:footerReference w:type="even" r:id="rId28"/>
+      <w:footerReference w:type="default" r:id="rId29"/>
       <w:type w:val="continuous"/>
       <w:pgSz w:w="11900" w:h="16840"/>
       <w:pgMar w:top="851" w:right="1418" w:bottom="851" w:left="1418" w:header="709" w:footer="709" w:gutter="0"/>
